--- a/Articles/2026/DaVinci Tips and Tricks/Enlightenment Summer Article Ideas/7 Masking in Color Panel.docx
+++ b/Articles/2026/DaVinci Tips and Tricks/Enlightenment Summer Article Ideas/7 Masking in Color Panel.docx
@@ -125,6 +125,9 @@
         </mc:AlternateContent>
       </w:r>
       <w:r>
+        <w:rPr>
+          <w:noProof/>
+        </w:rPr>
         <w:drawing>
           <wp:inline distT="0" distB="0" distL="0" distR="0" wp14:anchorId="5EB08ADA" wp14:editId="7B0887CA">
             <wp:extent cx="5943600" cy="2178685"/>
@@ -184,6 +187,9 @@
     </w:p>
     <w:p>
       <w:r>
+        <w:rPr>
+          <w:noProof/>
+        </w:rPr>
         <w:drawing>
           <wp:inline distT="0" distB="0" distL="0" distR="0" wp14:anchorId="2C5248A6" wp14:editId="4C12A194">
             <wp:extent cx="1981477" cy="2124371"/>
@@ -237,6 +243,14 @@
     </w:p>
     <w:p>
       <w:r>
+        <w:t>You will want to move these color wheels, to match or cover up something that needs to be covered. In our instance, we wanted to remove a logo, and turn the logo to match the color of the shirt. If this is a problem, you can also add a patch of color in a clip on the timeline above this clip. And use that to cover up the trade mark.</w:t>
+      </w:r>
+    </w:p>
+    <w:p>
+      <w:r>
+        <w:rPr>
+          <w:noProof/>
+        </w:rPr>
         <w:lastRenderedPageBreak/>
         <w:drawing>
           <wp:inline distT="0" distB="0" distL="0" distR="0" wp14:anchorId="404D7667" wp14:editId="3B8C555F">
@@ -292,6 +306,9 @@
     <w:p/>
     <w:p>
       <w:r>
+        <w:rPr>
+          <w:noProof/>
+        </w:rPr>
         <w:drawing>
           <wp:inline distT="0" distB="0" distL="0" distR="0" wp14:anchorId="2EB7BE8A" wp14:editId="51DE06FA">
             <wp:extent cx="5630061" cy="2495898"/>
@@ -344,6 +361,7 @@
       </w:r>
     </w:p>
     <w:p/>
+    <w:p/>
     <w:p>
       <w:pPr>
         <w:pStyle w:val="Heading1"/>
@@ -356,9 +374,15 @@
       <w:r>
         <w:t>The color panel has its own tracker</w:t>
       </w:r>
+      <w:r>
+        <w:t>. As the movie plays, it should track and move with the area that you have targeted with the Power window.</w:t>
+      </w:r>
     </w:p>
     <w:p>
       <w:r>
+        <w:rPr>
+          <w:noProof/>
+        </w:rPr>
         <w:lastRenderedPageBreak/>
         <w:drawing>
           <wp:inline distT="0" distB="0" distL="0" distR="0" wp14:anchorId="5AEDE6E2" wp14:editId="06927B2D">
@@ -441,6 +465,9 @@
     </w:p>
     <w:p>
       <w:r>
+        <w:rPr>
+          <w:noProof/>
+        </w:rPr>
         <w:drawing>
           <wp:inline distT="0" distB="0" distL="0" distR="0" wp14:anchorId="75C5C7F6" wp14:editId="13A61439">
             <wp:extent cx="5143501" cy="2876550"/>
